--- a/project/delivery_pack/dossier_A_lightweight,_API-first_'Billing_Autopilot'_middl.docx
+++ b/project/delivery_pack/dossier_A_lightweight,_API-first_'Billing_Autopilot'_middl.docx
@@ -2009,6 +2009,497 @@
         </w:rPr>
         <w:t xml:space="preserve"> Generate professional, branded invoices automatically from your contracts, project milestones, or</w:t>
       </w:r>
+    </w:p>
+    <w:p>
+      <w:pPr>
+        <w:spacing w:before="120" w:after="120"/>
+        <w:jc w:val="center"/>
+      </w:pPr>
+      <w:r>
+        <w:rPr>
+          <w:color w:val="E2E8F0"/>
+        </w:rPr>
+        <w:t>――――――――――――――――――――――――――――――――――――――――――――――――――</w:t>
+      </w:r>
+    </w:p>
+    <w:p>
+      <w:pPr>
+        <w:spacing w:before="120" w:after="120"/>
+        <w:jc w:val="center"/>
+      </w:pPr>
+      <w:r>
+        <w:rPr>
+          <w:color w:val="E2E8F0"/>
+        </w:rPr>
+        <w:t>――――――――――――――――――――――――――――――――――――――――――――――――――</w:t>
+      </w:r>
+    </w:p>
+    <w:p>
+      <w:pPr>
+        <w:spacing w:before="280" w:after="120"/>
+      </w:pPr>
+      <w:r>
+        <w:rPr>
+          <w:rFonts w:ascii="Segoe UI" w:hAnsi="Segoe UI"/>
+          <w:b/>
+          <w:color w:val="1A365D"/>
+          <w:sz w:val="30"/>
+        </w:rPr>
+        <w:t>5. Empirical Grounding &amp; Community Source Citations</w:t>
+      </w:r>
+    </w:p>
+    <w:p>
+      <w:pPr>
+        <w:spacing w:before="60" w:after="100" w:line="276" w:lineRule="auto"/>
+      </w:pPr>
+      <w:r>
+        <w:rPr>
+          <w:rFonts w:ascii="Segoe UI" w:hAnsi="Segoe UI"/>
+          <w:color w:val="2D3748"/>
+          <w:sz w:val="21"/>
+        </w:rPr>
+        <w:t>This venture concept is directly grounded in verified empirical customer friction harvested from public practitioner communities:</w:t>
+      </w:r>
+    </w:p>
+    <w:p>
+      <w:pPr>
+        <w:spacing w:before="200" w:after="80"/>
+      </w:pPr>
+      <w:r>
+        <w:rPr>
+          <w:rFonts w:ascii="Segoe UI" w:hAnsi="Segoe UI"/>
+          <w:b/>
+          <w:color w:val="3182CE"/>
+          <w:sz w:val="24"/>
+        </w:rPr>
+        <w:t>Evidence Record: Thread #3 (r/smallbusiness)</w:t>
+      </w:r>
+    </w:p>
+    <w:p>
+      <w:pPr>
+        <w:pStyle w:val="ListBullet"/>
+        <w:spacing w:before="40" w:after="40"/>
+      </w:pPr>
+      <w:r>
+        <w:rPr>
+          <w:rFonts w:ascii="Segoe UI" w:hAnsi="Segoe UI"/>
+          <w:b/>
+          <w:color w:val="1A365D"/>
+          <w:sz w:val="21"/>
+        </w:rPr>
+        <w:t>Community Thread Title:</w:t>
+      </w:r>
+      <w:r>
+        <w:rPr>
+          <w:rFonts w:ascii="Segoe UI" w:hAnsi="Segoe UI"/>
+          <w:color w:val="2D3748"/>
+          <w:sz w:val="21"/>
+        </w:rPr>
+        <w:t xml:space="preserve"> [Looking for an email collaboration solution](https://www.reddit.com/r/smallbusiness/comments/1wpcpb0/looking_for_an_email_collaboration_solution/)</w:t>
+      </w:r>
+    </w:p>
+    <w:p>
+      <w:pPr>
+        <w:pStyle w:val="ListBullet"/>
+        <w:spacing w:before="40" w:after="40"/>
+      </w:pPr>
+      <w:r>
+        <w:rPr>
+          <w:rFonts w:ascii="Segoe UI" w:hAnsi="Segoe UI"/>
+          <w:b/>
+          <w:color w:val="1A365D"/>
+          <w:sz w:val="21"/>
+        </w:rPr>
+        <w:t>Direct Discussion URL:</w:t>
+      </w:r>
+      <w:r>
+        <w:rPr>
+          <w:rFonts w:ascii="Segoe UI" w:hAnsi="Segoe UI"/>
+          <w:color w:val="2D3748"/>
+          <w:sz w:val="21"/>
+        </w:rPr>
+        <w:t xml:space="preserve"> </w:t>
+      </w:r>
+      <w:r>
+        <w:rPr>
+          <w:rFonts w:ascii="Consolas" w:hAnsi="Consolas"/>
+          <w:color w:val="3182CE"/>
+          <w:sz w:val="20"/>
+        </w:rPr>
+        <w:t xml:space="preserve"> https://www.reddit.com/r/smallbusiness/comments/1wpcpb0/looking_for_an_email_collaboration_solution/ </w:t>
+      </w:r>
+    </w:p>
+    <w:p>
+      <w:pPr>
+        <w:pStyle w:val="ListBullet"/>
+        <w:spacing w:before="40" w:after="40"/>
+      </w:pPr>
+      <w:r>
+        <w:rPr>
+          <w:rFonts w:ascii="Segoe UI" w:hAnsi="Segoe UI"/>
+          <w:b/>
+          <w:color w:val="1A365D"/>
+          <w:sz w:val="21"/>
+        </w:rPr>
+        <w:t>Displaced Incumbents &amp; Workarounds:</w:t>
+      </w:r>
+      <w:r>
+        <w:rPr>
+          <w:rFonts w:ascii="Segoe UI" w:hAnsi="Segoe UI"/>
+          <w:color w:val="2D3748"/>
+          <w:sz w:val="21"/>
+        </w:rPr>
+        <w:t xml:space="preserve"> Microsoft 365 shared mailboxes, Google Collaborative Inbox, reply-all forwarding</w:t>
+      </w:r>
+    </w:p>
+    <w:p>
+      <w:pPr>
+        <w:pStyle w:val="ListBullet"/>
+        <w:spacing w:before="40" w:after="40"/>
+      </w:pPr>
+      <w:r>
+        <w:rPr>
+          <w:rFonts w:ascii="Segoe UI" w:hAnsi="Segoe UI"/>
+          <w:b/>
+          <w:color w:val="1A365D"/>
+          <w:sz w:val="21"/>
+        </w:rPr>
+        <w:t>Problem Severity Classification:</w:t>
+      </w:r>
+      <w:r>
+        <w:rPr>
+          <w:rFonts w:ascii="Segoe UI" w:hAnsi="Segoe UI"/>
+          <w:color w:val="2D3748"/>
+          <w:sz w:val="21"/>
+        </w:rPr>
+        <w:t xml:space="preserve"> </w:t>
+      </w:r>
+      <w:r>
+        <w:rPr>
+          <w:rFonts w:ascii="Consolas" w:hAnsi="Consolas"/>
+          <w:color w:val="3182CE"/>
+          <w:sz w:val="20"/>
+        </w:rPr>
+        <w:t xml:space="preserve"> ANNOYANCE </w:t>
+      </w:r>
+    </w:p>
+    <w:p>
+      <w:pPr>
+        <w:pStyle w:val="ListBullet"/>
+        <w:spacing w:before="40" w:after="40"/>
+      </w:pPr>
+      <w:r>
+        <w:rPr>
+          <w:rFonts w:ascii="Segoe UI" w:hAnsi="Segoe UI"/>
+          <w:b/>
+          <w:color w:val="1A365D"/>
+          <w:sz w:val="21"/>
+        </w:rPr>
+        <w:t>Commercial Validation Signal:</w:t>
+      </w:r>
+      <w:r>
+        <w:rPr>
+          <w:rFonts w:ascii="Segoe UI" w:hAnsi="Segoe UI"/>
+          <w:color w:val="2D3748"/>
+          <w:sz w:val="21"/>
+        </w:rPr>
+        <w:t xml:space="preserve"> Clear organizational pain, multiple commenters validating shared inbox collision problems.</w:t>
+      </w:r>
+    </w:p>
+    <w:p>
+      <w:pPr>
+        <w:pStyle w:val="ListBullet"/>
+        <w:spacing w:before="40" w:after="40"/>
+      </w:pPr>
+      <w:r>
+        <w:rPr>
+          <w:rFonts w:ascii="Segoe UI" w:hAnsi="Segoe UI"/>
+          <w:b/>
+          <w:color w:val="1A365D"/>
+          <w:sz w:val="21"/>
+        </w:rPr>
+        <w:t>Verbatim Customer Voice (Rant / Friction Quote):</w:t>
+      </w:r>
+    </w:p>
+    <w:tbl>
+      <w:tblPr>
+        <w:tblW w:type="auto" w:w="0"/>
+        <w:jc w:val="center"/>
+        <w:tblLayout w:type="fixed"/>
+        <w:tblLook w:firstColumn="1" w:firstRow="1" w:lastColumn="0" w:lastRow="0" w:noHBand="0" w:noVBand="1" w:val="04A0"/>
+      </w:tblPr>
+      <w:tblGrid>
+        <w:gridCol w:w="9360"/>
+      </w:tblGrid>
+      <w:tr>
+        <w:tc>
+          <w:tcPr>
+            <w:tcW w:type="dxa" w:w="9360"/>
+            <w:shd w:fill="F7FAFC"/>
+            <w:tcBorders>
+              <w:top w:val="none"/>
+              <w:left w:val="single" w:sz="36" w:space="0" w:color="3182CE"/>
+              <w:bottom w:val="none"/>
+              <w:right w:val="none"/>
+            </w:tcBorders>
+            <w:tcMar>
+              <w:top w:w="140" w:type="dxa"/>
+              <w:bottom w:w="140" w:type="dxa"/>
+              <w:left w:w="200" w:type="dxa"/>
+              <w:right w:w="200" w:type="dxa"/>
+            </w:tcMar>
+          </w:tcPr>
+          <w:p>
+            <w:pPr>
+              <w:spacing w:before="0" w:after="40"/>
+            </w:pPr>
+            <w:r>
+              <w:rPr>
+                <w:rFonts w:ascii="Segoe UI" w:hAnsi="Segoe UI"/>
+                <w:b/>
+                <w:color w:val="3182CE"/>
+                <w:sz w:val="19"/>
+              </w:rPr>
+              <w:t>[OPPORTUNITY INSIGHT]</w:t>
+              <w:br/>
+            </w:r>
+            <w:r>
+              <w:rPr>
+                <w:rFonts w:ascii="Segoe UI" w:hAnsi="Segoe UI"/>
+                <w:i/>
+                <w:color w:val="2D3748"/>
+                <w:sz w:val="20"/>
+              </w:rPr>
+              <w:t>"Small teams struggle to manage shared customer-service emails. Forwarding emails and using reply-all creates visibility problems and duplicate responses to clients."</w:t>
+            </w:r>
+          </w:p>
+        </w:tc>
+      </w:tr>
+    </w:tbl>
+    <w:p>
+      <w:pPr>
+        <w:spacing w:before="80" w:after="80"/>
+      </w:pPr>
+    </w:p>
+    <w:p>
+      <w:pPr>
+        <w:spacing w:before="200" w:after="80"/>
+      </w:pPr>
+      <w:r>
+        <w:rPr>
+          <w:rFonts w:ascii="Segoe UI" w:hAnsi="Segoe UI"/>
+          <w:b/>
+          <w:color w:val="3182CE"/>
+          <w:sz w:val="24"/>
+        </w:rPr>
+        <w:t>Evidence Record: Thread #7 (r/smallbusiness)</w:t>
+      </w:r>
+    </w:p>
+    <w:p>
+      <w:pPr>
+        <w:pStyle w:val="ListBullet"/>
+        <w:spacing w:before="40" w:after="40"/>
+      </w:pPr>
+      <w:r>
+        <w:rPr>
+          <w:rFonts w:ascii="Segoe UI" w:hAnsi="Segoe UI"/>
+          <w:b/>
+          <w:color w:val="1A365D"/>
+          <w:sz w:val="21"/>
+        </w:rPr>
+        <w:t>Community Thread Title:</w:t>
+      </w:r>
+      <w:r>
+        <w:rPr>
+          <w:rFonts w:ascii="Segoe UI" w:hAnsi="Segoe UI"/>
+          <w:color w:val="2D3748"/>
+          <w:sz w:val="21"/>
+        </w:rPr>
+        <w:t xml:space="preserve"> [Can anyone recommend a FREE software program for generating invoices?](https://www.reddit.com/r/smallbusiness/comments/1oel9rm/can_anyone_recommend_a_free_software_program_for/)</w:t>
+      </w:r>
+    </w:p>
+    <w:p>
+      <w:pPr>
+        <w:pStyle w:val="ListBullet"/>
+        <w:spacing w:before="40" w:after="40"/>
+      </w:pPr>
+      <w:r>
+        <w:rPr>
+          <w:rFonts w:ascii="Segoe UI" w:hAnsi="Segoe UI"/>
+          <w:b/>
+          <w:color w:val="1A365D"/>
+          <w:sz w:val="21"/>
+        </w:rPr>
+        <w:t>Direct Discussion URL:</w:t>
+      </w:r>
+      <w:r>
+        <w:rPr>
+          <w:rFonts w:ascii="Segoe UI" w:hAnsi="Segoe UI"/>
+          <w:color w:val="2D3748"/>
+          <w:sz w:val="21"/>
+        </w:rPr>
+        <w:t xml:space="preserve"> </w:t>
+      </w:r>
+      <w:r>
+        <w:rPr>
+          <w:rFonts w:ascii="Consolas" w:hAnsi="Consolas"/>
+          <w:color w:val="3182CE"/>
+          <w:sz w:val="20"/>
+        </w:rPr>
+        <w:t xml:space="preserve"> https://www.reddit.com/r/smallbusiness/comments/1oel9rm/can_anyone_recommend_a_free_software_program_for/ </w:t>
+      </w:r>
+    </w:p>
+    <w:p>
+      <w:pPr>
+        <w:pStyle w:val="ListBullet"/>
+        <w:spacing w:before="40" w:after="40"/>
+      </w:pPr>
+      <w:r>
+        <w:rPr>
+          <w:rFonts w:ascii="Segoe UI" w:hAnsi="Segoe UI"/>
+          <w:b/>
+          <w:color w:val="1A365D"/>
+          <w:sz w:val="21"/>
+        </w:rPr>
+        <w:t>Displaced Incumbents &amp; Workarounds:</w:t>
+      </w:r>
+      <w:r>
+        <w:rPr>
+          <w:rFonts w:ascii="Segoe UI" w:hAnsi="Segoe UI"/>
+          <w:color w:val="2D3748"/>
+          <w:sz w:val="21"/>
+        </w:rPr>
+        <w:t xml:space="preserve"> Wave, Zoho Invoice, Invoice Ninja, Word/Google Docs templates</w:t>
+      </w:r>
+    </w:p>
+    <w:p>
+      <w:pPr>
+        <w:pStyle w:val="ListBullet"/>
+        <w:spacing w:before="40" w:after="40"/>
+      </w:pPr>
+      <w:r>
+        <w:rPr>
+          <w:rFonts w:ascii="Segoe UI" w:hAnsi="Segoe UI"/>
+          <w:b/>
+          <w:color w:val="1A365D"/>
+          <w:sz w:val="21"/>
+        </w:rPr>
+        <w:t>Problem Severity Classification:</w:t>
+      </w:r>
+      <w:r>
+        <w:rPr>
+          <w:rFonts w:ascii="Segoe UI" w:hAnsi="Segoe UI"/>
+          <w:color w:val="2D3748"/>
+          <w:sz w:val="21"/>
+        </w:rPr>
+        <w:t xml:space="preserve"> </w:t>
+      </w:r>
+      <w:r>
+        <w:rPr>
+          <w:rFonts w:ascii="Consolas" w:hAnsi="Consolas"/>
+          <w:color w:val="3182CE"/>
+          <w:sz w:val="20"/>
+        </w:rPr>
+        <w:t xml:space="preserve"> ANNOYANCE / MARGIN BLEED </w:t>
+      </w:r>
+    </w:p>
+    <w:p>
+      <w:pPr>
+        <w:pStyle w:val="ListBullet"/>
+        <w:spacing w:before="40" w:after="40"/>
+      </w:pPr>
+      <w:r>
+        <w:rPr>
+          <w:rFonts w:ascii="Segoe UI" w:hAnsi="Segoe UI"/>
+          <w:b/>
+          <w:color w:val="1A365D"/>
+          <w:sz w:val="21"/>
+        </w:rPr>
+        <w:t>Commercial Validation Signal:</w:t>
+      </w:r>
+      <w:r>
+        <w:rPr>
+          <w:rFonts w:ascii="Segoe UI" w:hAnsi="Segoe UI"/>
+          <w:color w:val="2D3748"/>
+          <w:sz w:val="21"/>
+        </w:rPr>
+        <w:t xml:space="preserve"> 12+ commenters confirming frustration with paywalled automated billing reminders; high corroboration in service niches.</w:t>
+      </w:r>
+    </w:p>
+    <w:p>
+      <w:pPr>
+        <w:pStyle w:val="ListBullet"/>
+        <w:spacing w:before="40" w:after="40"/>
+      </w:pPr>
+      <w:r>
+        <w:rPr>
+          <w:rFonts w:ascii="Segoe UI" w:hAnsi="Segoe UI"/>
+          <w:b/>
+          <w:color w:val="1A365D"/>
+          <w:sz w:val="21"/>
+        </w:rPr>
+        <w:t>Verbatim Customer Voice (Rant / Friction Quote):</w:t>
+      </w:r>
+    </w:p>
+    <w:tbl>
+      <w:tblPr>
+        <w:tblW w:type="auto" w:w="0"/>
+        <w:jc w:val="center"/>
+        <w:tblLayout w:type="fixed"/>
+        <w:tblLook w:firstColumn="1" w:firstRow="1" w:lastColumn="0" w:lastRow="0" w:noHBand="0" w:noVBand="1" w:val="04A0"/>
+      </w:tblPr>
+      <w:tblGrid>
+        <w:gridCol w:w="9360"/>
+      </w:tblGrid>
+      <w:tr>
+        <w:tc>
+          <w:tcPr>
+            <w:tcW w:type="dxa" w:w="9360"/>
+            <w:shd w:fill="F7FAFC"/>
+            <w:tcBorders>
+              <w:top w:val="none"/>
+              <w:left w:val="single" w:sz="36" w:space="0" w:color="3182CE"/>
+              <w:bottom w:val="none"/>
+              <w:right w:val="none"/>
+            </w:tcBorders>
+            <w:tcMar>
+              <w:top w:w="140" w:type="dxa"/>
+              <w:bottom w:w="140" w:type="dxa"/>
+              <w:left w:w="200" w:type="dxa"/>
+              <w:right w:w="200" w:type="dxa"/>
+            </w:tcMar>
+          </w:tcPr>
+          <w:p>
+            <w:pPr>
+              <w:spacing w:before="0" w:after="40"/>
+            </w:pPr>
+            <w:r>
+              <w:rPr>
+                <w:rFonts w:ascii="Segoe UI" w:hAnsi="Segoe UI"/>
+                <w:b/>
+                <w:color w:val="3182CE"/>
+                <w:sz w:val="19"/>
+              </w:rPr>
+              <w:t>[OPPORTUNITY INSIGHT]</w:t>
+              <w:br/>
+            </w:r>
+            <w:r>
+              <w:rPr>
+                <w:rFonts w:ascii="Segoe UI" w:hAnsi="Segoe UI"/>
+                <w:i/>
+                <w:color w:val="2D3748"/>
+                <w:sz w:val="20"/>
+              </w:rPr>
+              <w:t>"Previously free tools slowly locked automated reminders or recurring billing behind paid tiers, forcing us back to manual Word templates. We need clean invoice numbering and automated delivery without forced 3.5% transaction cut locking."</w:t>
+            </w:r>
+          </w:p>
+        </w:tc>
+      </w:tr>
+    </w:tbl>
+    <w:p>
+      <w:pPr>
+        <w:spacing w:before="80" w:after="80"/>
+      </w:pPr>
     </w:p>
     <w:sectPr>
       <w:pgSz w:w="12240" w:h="15840"/>
